--- a/docs/學生講義_工業通訊資料點位.docx
+++ b/docs/學生講義_工業通訊資料點位.docx
@@ -1777,7 +1777,7 @@
           <w:rFonts w:ascii="Microsoft JhengHei" w:hAnsi="Microsoft JhengHei" w:eastAsia="Microsoft JhengHei"/>
           <w:sz w:val="20"/>
         </w:rPr>
-        <w:t>連線 Modbus TCP,IP = 教師給的位址,Port = 5020。</w:t>
+        <w:t>連線 Modbus TCP,IP = 教師給的位址,Port = 6020。</w:t>
       </w:r>
     </w:p>
     <w:p>
